--- a/deepskilling/advanced_sql_server/Exercise_05_Functions/exercise_data.docx
+++ b/deepskilling/advanced_sql_server/Exercise_05_Functions/exercise_data.docx
@@ -3,22 +3,44 @@
 <w:document xmlns:wpc="http://schemas.microsoft.com/office/word/2010/wordprocessingCanvas" xmlns:cx="http://schemas.microsoft.com/office/drawing/2014/chartex" xmlns:cx1="http://schemas.microsoft.com/office/drawing/2015/9/8/chartex" xmlns:cx2="http://schemas.microsoft.com/office/drawing/2015/10/21/chartex" xmlns:cx3="http://schemas.microsoft.com/office/drawing/2016/5/9/chartex" xmlns:cx4="http://schemas.microsoft.com/office/drawing/2016/5/10/chartex" xmlns:cx5="http://schemas.microsoft.com/office/drawing/2016/5/11/chartex" xmlns:cx6="http://schemas.microsoft.com/office/drawing/2016/5/12/chartex" xmlns:cx7="http://schemas.microsoft.com/office/drawing/2016/5/13/chartex" xmlns:cx8="http://schemas.microsoft.com/office/drawing/2016/5/14/chartex" xmlns:mc="http://schemas.openxmlformats.org/markup-compatibility/2006" xmlns:aink="http://schemas.microsoft.com/office/drawing/2016/ink" xmlns:am3d="http://schemas.microsoft.com/office/drawing/2017/model3d" xmlns:o="urn:schemas-microsoft-com:office:office" xmlns:r="http://schemas.openxmlformats.org/officeDocument/2006/relationships" xmlns:m="http://schemas.openxmlformats.org/officeDocument/2006/math" xmlns:v="urn:schemas-microsoft-com:vml" xmlns:wp14="http://schemas.microsoft.com/office/word/2010/wordprocessingDrawing" xmlns:wp="http://schemas.openxmlformats.org/drawingml/2006/wordprocessingDrawing" xmlns:w10="urn:schemas-microsoft-com:office:word" xmlns:w="http://schemas.openxmlformats.org/wordprocessingml/2006/main" xmlns:w14="http://schemas.microsoft.com/office/word/2010/wordml" xmlns:w15="http://schemas.microsoft.com/office/word/2012/wordml" xmlns:w16cex="http://schemas.microsoft.com/office/word/2018/wordml/cex" xmlns:w16cid="http://schemas.microsoft.com/office/word/2016/wordml/cid" xmlns:w16="http://schemas.microsoft.com/office/word/2018/wordml" xmlns:w16sdtdh="http://schemas.microsoft.com/office/word/2020/wordml/sdtdatahash" xmlns:w16se="http://schemas.microsoft.com/office/word/2015/wordml/symex" xmlns:wpg="http://schemas.microsoft.com/office/word/2010/wordprocessingGroup" xmlns:wpi="http://schemas.microsoft.com/office/word/2010/wordprocessingInk" xmlns:wne="http://schemas.microsoft.com/office/word/2006/wordml" xmlns:wps="http://schemas.microsoft.com/office/word/2010/wordprocessingShape" mc:Ignorable="w14 w15 w16se w16cid w16 w16cex w16sdtdh wp14">
   <w:body>
     <w:p>
-      <w:r>
-        <w:t>S</w:t>
-      </w:r>
-      <w:r>
-        <w:t>etup</w:t>
-      </w:r>
-      <w:r>
-        <w:t xml:space="preserve"> : </w:t>
+      <w:pPr>
+        <w:jc w:val="center"/>
+        <w:rPr>
+          <w:b/>
+          <w:bCs/>
+          <w:sz w:val="28"/>
+          <w:szCs w:val="28"/>
+        </w:rPr>
+      </w:pPr>
+      <w:r>
+        <w:rPr>
+          <w:b/>
+          <w:bCs/>
+          <w:sz w:val="28"/>
+          <w:szCs w:val="28"/>
+        </w:rPr>
+        <w:t>Functions</w:t>
       </w:r>
     </w:p>
     <w:p>
+      <w:proofErr w:type="gramStart"/>
+      <w:r>
+        <w:t>Setup</w:t>
+      </w:r>
+      <w:r>
+        <w:t xml:space="preserve"> :</w:t>
+      </w:r>
+      <w:proofErr w:type="gramEnd"/>
+      <w:r>
+        <w:t xml:space="preserve"> </w:t>
+      </w:r>
+    </w:p>
+    <w:p>
       <w:r>
         <w:drawing>
-          <wp:inline distT="0" distB="0" distL="0" distR="0" wp14:anchorId="4897874B" wp14:editId="782E1FE9">
-            <wp:extent cx="5197290" cy="4320914"/>
-            <wp:effectExtent l="0" t="0" r="3810" b="3810"/>
+          <wp:inline distT="0" distB="0" distL="0" distR="0" wp14:anchorId="2D1208D7" wp14:editId="16193B10">
+            <wp:extent cx="5731510" cy="4295140"/>
+            <wp:effectExtent l="0" t="0" r="2540" b="0"/>
             <wp:docPr id="1" name="Picture 1"/>
             <wp:cNvGraphicFramePr>
               <a:graphicFrameLocks xmlns:a="http://schemas.openxmlformats.org/drawingml/2006/main" noChangeAspect="1"/>
@@ -39,7 +61,7 @@
                   <pic:spPr>
                     <a:xfrm>
                       <a:off x="0" y="0"/>
-                      <a:ext cx="5197290" cy="4320914"/>
+                      <a:ext cx="5731510" cy="4295140"/>
                     </a:xfrm>
                     <a:prstGeom prst="rect">
                       <a:avLst/>
@@ -54,19 +76,24 @@
     </w:p>
     <w:p>
       <w:r>
-        <w:t>01_scalar_function</w:t>
+        <w:t>01_scalar_</w:t>
+      </w:r>
+      <w:proofErr w:type="gramStart"/>
+      <w:r>
+        <w:t>function</w:t>
       </w:r>
       <w:r>
         <w:t xml:space="preserve"> :</w:t>
       </w:r>
+      <w:proofErr w:type="gramEnd"/>
     </w:p>
     <w:p>
       <w:r>
         <w:drawing>
-          <wp:inline distT="0" distB="0" distL="0" distR="0" wp14:anchorId="2F51CC7B" wp14:editId="701E63EC">
-            <wp:extent cx="5143946" cy="3505504"/>
-            <wp:effectExtent l="0" t="0" r="0" b="0"/>
-            <wp:docPr id="2" name="Picture 2"/>
+          <wp:inline distT="0" distB="0" distL="0" distR="0" wp14:anchorId="0F24D1F2" wp14:editId="07BB2101">
+            <wp:extent cx="5731510" cy="2973070"/>
+            <wp:effectExtent l="0" t="0" r="2540" b="0"/>
+            <wp:docPr id="10" name="Picture 10"/>
             <wp:cNvGraphicFramePr>
               <a:graphicFrameLocks xmlns:a="http://schemas.openxmlformats.org/drawingml/2006/main" noChangeAspect="1"/>
             </wp:cNvGraphicFramePr>
@@ -86,7 +113,7 @@
                   <pic:spPr>
                     <a:xfrm>
                       <a:off x="0" y="0"/>
-                      <a:ext cx="5143946" cy="3505504"/>
+                      <a:ext cx="5731510" cy="2973070"/>
                     </a:xfrm>
                     <a:prstGeom prst="rect">
                       <a:avLst/>
@@ -100,14 +127,28 @@
       </w:r>
     </w:p>
     <w:p/>
+    <w:p/>
+    <w:p/>
     <w:p>
       <w:r>
-        <w:lastRenderedPageBreak/>
+        <w:t>06_execute_annual_</w:t>
+      </w:r>
+      <w:proofErr w:type="gramStart"/>
+      <w:r>
+        <w:t>salary</w:t>
+      </w:r>
+      <w:r>
+        <w:t xml:space="preserve"> :</w:t>
+      </w:r>
+      <w:proofErr w:type="gramEnd"/>
+    </w:p>
+    <w:p>
+      <w:r>
         <w:drawing>
-          <wp:inline distT="0" distB="0" distL="0" distR="0" wp14:anchorId="0F5EAE6A" wp14:editId="3E55C3E4">
-            <wp:extent cx="3741744" cy="3635055"/>
-            <wp:effectExtent l="0" t="0" r="0" b="3810"/>
-            <wp:docPr id="3" name="Picture 3"/>
+          <wp:inline distT="0" distB="0" distL="0" distR="0" wp14:anchorId="5B7C9F28" wp14:editId="0811CA52">
+            <wp:extent cx="5731510" cy="4627880"/>
+            <wp:effectExtent l="0" t="0" r="2540" b="1270"/>
+            <wp:docPr id="17" name="Picture 17"/>
             <wp:cNvGraphicFramePr>
               <a:graphicFrameLocks xmlns:a="http://schemas.openxmlformats.org/drawingml/2006/main" noChangeAspect="1"/>
             </wp:cNvGraphicFramePr>
@@ -127,7 +168,7 @@
                   <pic:spPr>
                     <a:xfrm>
                       <a:off x="0" y="0"/>
-                      <a:ext cx="3741744" cy="3635055"/>
+                      <a:ext cx="5731510" cy="4627880"/>
                     </a:xfrm>
                     <a:prstGeom prst="rect">
                       <a:avLst/>
@@ -142,19 +183,25 @@
     </w:p>
     <w:p>
       <w:r>
-        <w:t>02_table_valued_function</w:t>
+        <w:t>07_specific_employee_</w:t>
+      </w:r>
+      <w:proofErr w:type="gramStart"/>
+      <w:r>
+        <w:t>salary</w:t>
       </w:r>
       <w:r>
         <w:t xml:space="preserve"> :</w:t>
       </w:r>
+      <w:proofErr w:type="gramEnd"/>
     </w:p>
     <w:p>
       <w:r>
+        <w:lastRenderedPageBreak/>
         <w:drawing>
-          <wp:inline distT="0" distB="0" distL="0" distR="0" wp14:anchorId="464F0B88" wp14:editId="617A4987">
-            <wp:extent cx="5006774" cy="3429297"/>
-            <wp:effectExtent l="0" t="0" r="3810" b="0"/>
-            <wp:docPr id="4" name="Picture 4"/>
+          <wp:inline distT="0" distB="0" distL="0" distR="0" wp14:anchorId="05EB0EEF" wp14:editId="7DCA1465">
+            <wp:extent cx="5731510" cy="3530600"/>
+            <wp:effectExtent l="0" t="0" r="2540" b="0"/>
+            <wp:docPr id="20" name="Picture 20"/>
             <wp:cNvGraphicFramePr>
               <a:graphicFrameLocks xmlns:a="http://schemas.openxmlformats.org/drawingml/2006/main" noChangeAspect="1"/>
             </wp:cNvGraphicFramePr>
@@ -174,7 +221,7 @@
                   <pic:spPr>
                     <a:xfrm>
                       <a:off x="0" y="0"/>
-                      <a:ext cx="5006774" cy="3429297"/>
+                      <a:ext cx="5731510" cy="3530600"/>
                     </a:xfrm>
                     <a:prstGeom prst="rect">
                       <a:avLst/>
@@ -187,557 +234,6 @@
         </w:drawing>
       </w:r>
     </w:p>
-    <w:p>
-      <w:r>
-        <w:lastRenderedPageBreak/>
-        <w:drawing>
-          <wp:inline distT="0" distB="0" distL="0" distR="0" wp14:anchorId="6478684A" wp14:editId="3517FF2E">
-            <wp:extent cx="5731510" cy="3667760"/>
-            <wp:effectExtent l="0" t="0" r="2540" b="8890"/>
-            <wp:docPr id="5" name="Picture 5"/>
-            <wp:cNvGraphicFramePr>
-              <a:graphicFrameLocks xmlns:a="http://schemas.openxmlformats.org/drawingml/2006/main" noChangeAspect="1"/>
-            </wp:cNvGraphicFramePr>
-            <a:graphic xmlns:a="http://schemas.openxmlformats.org/drawingml/2006/main">
-              <a:graphicData uri="http://schemas.openxmlformats.org/drawingml/2006/picture">
-                <pic:pic xmlns:pic="http://schemas.openxmlformats.org/drawingml/2006/picture">
-                  <pic:nvPicPr>
-                    <pic:cNvPr id="1" name=""/>
-                    <pic:cNvPicPr/>
-                  </pic:nvPicPr>
-                  <pic:blipFill>
-                    <a:blip r:embed="rId8"/>
-                    <a:stretch>
-                      <a:fillRect/>
-                    </a:stretch>
-                  </pic:blipFill>
-                  <pic:spPr>
-                    <a:xfrm>
-                      <a:off x="0" y="0"/>
-                      <a:ext cx="5731510" cy="3667760"/>
-                    </a:xfrm>
-                    <a:prstGeom prst="rect">
-                      <a:avLst/>
-                    </a:prstGeom>
-                  </pic:spPr>
-                </pic:pic>
-              </a:graphicData>
-            </a:graphic>
-          </wp:inline>
-        </w:drawing>
-      </w:r>
-    </w:p>
-    <w:p>
-      <w:r>
-        <w:t>03_bonus_function</w:t>
-      </w:r>
-      <w:r>
-        <w:t xml:space="preserve"> :</w:t>
-      </w:r>
-    </w:p>
-    <w:p>
-      <w:r>
-        <w:drawing>
-          <wp:inline distT="0" distB="0" distL="0" distR="0" wp14:anchorId="1D1C3D46" wp14:editId="372C0078">
-            <wp:extent cx="5731510" cy="2766695"/>
-            <wp:effectExtent l="0" t="0" r="2540" b="0"/>
-            <wp:docPr id="7" name="Picture 7"/>
-            <wp:cNvGraphicFramePr>
-              <a:graphicFrameLocks xmlns:a="http://schemas.openxmlformats.org/drawingml/2006/main" noChangeAspect="1"/>
-            </wp:cNvGraphicFramePr>
-            <a:graphic xmlns:a="http://schemas.openxmlformats.org/drawingml/2006/main">
-              <a:graphicData uri="http://schemas.openxmlformats.org/drawingml/2006/picture">
-                <pic:pic xmlns:pic="http://schemas.openxmlformats.org/drawingml/2006/picture">
-                  <pic:nvPicPr>
-                    <pic:cNvPr id="1" name=""/>
-                    <pic:cNvPicPr/>
-                  </pic:nvPicPr>
-                  <pic:blipFill>
-                    <a:blip r:embed="rId9"/>
-                    <a:stretch>
-                      <a:fillRect/>
-                    </a:stretch>
-                  </pic:blipFill>
-                  <pic:spPr>
-                    <a:xfrm>
-                      <a:off x="0" y="0"/>
-                      <a:ext cx="5731510" cy="2766695"/>
-                    </a:xfrm>
-                    <a:prstGeom prst="rect">
-                      <a:avLst/>
-                    </a:prstGeom>
-                  </pic:spPr>
-                </pic:pic>
-              </a:graphicData>
-            </a:graphic>
-          </wp:inline>
-        </w:drawing>
-      </w:r>
-    </w:p>
-    <w:p>
-      <w:r>
-        <w:lastRenderedPageBreak/>
-        <w:drawing>
-          <wp:inline distT="0" distB="0" distL="0" distR="0" wp14:anchorId="244BF638" wp14:editId="03658BCE">
-            <wp:extent cx="5731510" cy="3536315"/>
-            <wp:effectExtent l="0" t="0" r="2540" b="6985"/>
-            <wp:docPr id="8" name="Picture 8"/>
-            <wp:cNvGraphicFramePr>
-              <a:graphicFrameLocks xmlns:a="http://schemas.openxmlformats.org/drawingml/2006/main" noChangeAspect="1"/>
-            </wp:cNvGraphicFramePr>
-            <a:graphic xmlns:a="http://schemas.openxmlformats.org/drawingml/2006/main">
-              <a:graphicData uri="http://schemas.openxmlformats.org/drawingml/2006/picture">
-                <pic:pic xmlns:pic="http://schemas.openxmlformats.org/drawingml/2006/picture">
-                  <pic:nvPicPr>
-                    <pic:cNvPr id="1" name=""/>
-                    <pic:cNvPicPr/>
-                  </pic:nvPicPr>
-                  <pic:blipFill>
-                    <a:blip r:embed="rId10"/>
-                    <a:stretch>
-                      <a:fillRect/>
-                    </a:stretch>
-                  </pic:blipFill>
-                  <pic:spPr>
-                    <a:xfrm>
-                      <a:off x="0" y="0"/>
-                      <a:ext cx="5731510" cy="3536315"/>
-                    </a:xfrm>
-                    <a:prstGeom prst="rect">
-                      <a:avLst/>
-                    </a:prstGeom>
-                  </pic:spPr>
-                </pic:pic>
-              </a:graphicData>
-            </a:graphic>
-          </wp:inline>
-        </w:drawing>
-      </w:r>
-    </w:p>
-    <w:p>
-      <w:r>
-        <w:t>04_modify_bonus_function</w:t>
-      </w:r>
-      <w:r>
-        <w:t xml:space="preserve"> :</w:t>
-      </w:r>
-    </w:p>
-    <w:p>
-      <w:r>
-        <w:drawing>
-          <wp:inline distT="0" distB="0" distL="0" distR="0" wp14:anchorId="7DAC7A2E" wp14:editId="2E5113D5">
-            <wp:extent cx="5731510" cy="3672840"/>
-            <wp:effectExtent l="0" t="0" r="2540" b="3810"/>
-            <wp:docPr id="9" name="Picture 9"/>
-            <wp:cNvGraphicFramePr>
-              <a:graphicFrameLocks xmlns:a="http://schemas.openxmlformats.org/drawingml/2006/main" noChangeAspect="1"/>
-            </wp:cNvGraphicFramePr>
-            <a:graphic xmlns:a="http://schemas.openxmlformats.org/drawingml/2006/main">
-              <a:graphicData uri="http://schemas.openxmlformats.org/drawingml/2006/picture">
-                <pic:pic xmlns:pic="http://schemas.openxmlformats.org/drawingml/2006/picture">
-                  <pic:nvPicPr>
-                    <pic:cNvPr id="1" name=""/>
-                    <pic:cNvPicPr/>
-                  </pic:nvPicPr>
-                  <pic:blipFill>
-                    <a:blip r:embed="rId11"/>
-                    <a:stretch>
-                      <a:fillRect/>
-                    </a:stretch>
-                  </pic:blipFill>
-                  <pic:spPr>
-                    <a:xfrm>
-                      <a:off x="0" y="0"/>
-                      <a:ext cx="5731510" cy="3672840"/>
-                    </a:xfrm>
-                    <a:prstGeom prst="rect">
-                      <a:avLst/>
-                    </a:prstGeom>
-                  </pic:spPr>
-                </pic:pic>
-              </a:graphicData>
-            </a:graphic>
-          </wp:inline>
-        </w:drawing>
-      </w:r>
-    </w:p>
-    <w:p>
-      <w:r>
-        <w:lastRenderedPageBreak/>
-        <w:drawing>
-          <wp:inline distT="0" distB="0" distL="0" distR="0" wp14:anchorId="3AAB546C" wp14:editId="59D29337">
-            <wp:extent cx="4084674" cy="4115157"/>
-            <wp:effectExtent l="0" t="0" r="0" b="0"/>
-            <wp:docPr id="11" name="Picture 11"/>
-            <wp:cNvGraphicFramePr>
-              <a:graphicFrameLocks xmlns:a="http://schemas.openxmlformats.org/drawingml/2006/main" noChangeAspect="1"/>
-            </wp:cNvGraphicFramePr>
-            <a:graphic xmlns:a="http://schemas.openxmlformats.org/drawingml/2006/main">
-              <a:graphicData uri="http://schemas.openxmlformats.org/drawingml/2006/picture">
-                <pic:pic xmlns:pic="http://schemas.openxmlformats.org/drawingml/2006/picture">
-                  <pic:nvPicPr>
-                    <pic:cNvPr id="1" name=""/>
-                    <pic:cNvPicPr/>
-                  </pic:nvPicPr>
-                  <pic:blipFill>
-                    <a:blip r:embed="rId12"/>
-                    <a:stretch>
-                      <a:fillRect/>
-                    </a:stretch>
-                  </pic:blipFill>
-                  <pic:spPr>
-                    <a:xfrm>
-                      <a:off x="0" y="0"/>
-                      <a:ext cx="4084674" cy="4115157"/>
-                    </a:xfrm>
-                    <a:prstGeom prst="rect">
-                      <a:avLst/>
-                    </a:prstGeom>
-                  </pic:spPr>
-                </pic:pic>
-              </a:graphicData>
-            </a:graphic>
-          </wp:inline>
-        </w:drawing>
-      </w:r>
-    </w:p>
-    <w:p>
-      <w:r>
-        <w:t>05_delete_bonus_function</w:t>
-      </w:r>
-      <w:r>
-        <w:t xml:space="preserve"> :</w:t>
-      </w:r>
-    </w:p>
-    <w:p>
-      <w:r>
-        <w:t xml:space="preserve"> </w:t>
-      </w:r>
-      <w:r>
-        <w:drawing>
-          <wp:inline distT="0" distB="0" distL="0" distR="0" wp14:anchorId="014063B5" wp14:editId="1E3DBE18">
-            <wp:extent cx="4046571" cy="3398815"/>
-            <wp:effectExtent l="0" t="0" r="0" b="0"/>
-            <wp:docPr id="12" name="Picture 12"/>
-            <wp:cNvGraphicFramePr>
-              <a:graphicFrameLocks xmlns:a="http://schemas.openxmlformats.org/drawingml/2006/main" noChangeAspect="1"/>
-            </wp:cNvGraphicFramePr>
-            <a:graphic xmlns:a="http://schemas.openxmlformats.org/drawingml/2006/main">
-              <a:graphicData uri="http://schemas.openxmlformats.org/drawingml/2006/picture">
-                <pic:pic xmlns:pic="http://schemas.openxmlformats.org/drawingml/2006/picture">
-                  <pic:nvPicPr>
-                    <pic:cNvPr id="1" name=""/>
-                    <pic:cNvPicPr/>
-                  </pic:nvPicPr>
-                  <pic:blipFill>
-                    <a:blip r:embed="rId13"/>
-                    <a:stretch>
-                      <a:fillRect/>
-                    </a:stretch>
-                  </pic:blipFill>
-                  <pic:spPr>
-                    <a:xfrm>
-                      <a:off x="0" y="0"/>
-                      <a:ext cx="4046571" cy="3398815"/>
-                    </a:xfrm>
-                    <a:prstGeom prst="rect">
-                      <a:avLst/>
-                    </a:prstGeom>
-                  </pic:spPr>
-                </pic:pic>
-              </a:graphicData>
-            </a:graphic>
-          </wp:inline>
-        </w:drawing>
-      </w:r>
-    </w:p>
-    <w:p/>
-    <w:p/>
-    <w:p/>
-    <w:p>
-      <w:r>
-        <w:lastRenderedPageBreak/>
-        <w:t>06_execute_annual_salary</w:t>
-      </w:r>
-      <w:r>
-        <w:t xml:space="preserve"> :</w:t>
-      </w:r>
-    </w:p>
-    <w:p>
-      <w:r>
-        <w:drawing>
-          <wp:inline distT="0" distB="0" distL="0" distR="0" wp14:anchorId="3FF827C3" wp14:editId="2E1A439A">
-            <wp:extent cx="4122777" cy="3970364"/>
-            <wp:effectExtent l="0" t="0" r="0" b="0"/>
-            <wp:docPr id="13" name="Picture 13"/>
-            <wp:cNvGraphicFramePr>
-              <a:graphicFrameLocks xmlns:a="http://schemas.openxmlformats.org/drawingml/2006/main" noChangeAspect="1"/>
-            </wp:cNvGraphicFramePr>
-            <a:graphic xmlns:a="http://schemas.openxmlformats.org/drawingml/2006/main">
-              <a:graphicData uri="http://schemas.openxmlformats.org/drawingml/2006/picture">
-                <pic:pic xmlns:pic="http://schemas.openxmlformats.org/drawingml/2006/picture">
-                  <pic:nvPicPr>
-                    <pic:cNvPr id="1" name=""/>
-                    <pic:cNvPicPr/>
-                  </pic:nvPicPr>
-                  <pic:blipFill>
-                    <a:blip r:embed="rId14"/>
-                    <a:stretch>
-                      <a:fillRect/>
-                    </a:stretch>
-                  </pic:blipFill>
-                  <pic:spPr>
-                    <a:xfrm>
-                      <a:off x="0" y="0"/>
-                      <a:ext cx="4122777" cy="3970364"/>
-                    </a:xfrm>
-                    <a:prstGeom prst="rect">
-                      <a:avLst/>
-                    </a:prstGeom>
-                  </pic:spPr>
-                </pic:pic>
-              </a:graphicData>
-            </a:graphic>
-          </wp:inline>
-        </w:drawing>
-      </w:r>
-    </w:p>
-    <w:p>
-      <w:r>
-        <w:t>07_specific_employee_salary</w:t>
-      </w:r>
-      <w:r>
-        <w:t xml:space="preserve"> :</w:t>
-      </w:r>
-    </w:p>
-    <w:p>
-      <w:r>
-        <w:drawing>
-          <wp:inline distT="0" distB="0" distL="0" distR="0" wp14:anchorId="7430FC92" wp14:editId="3B7390CF">
-            <wp:extent cx="5731510" cy="2726690"/>
-            <wp:effectExtent l="0" t="0" r="2540" b="0"/>
-            <wp:docPr id="15" name="Picture 15"/>
-            <wp:cNvGraphicFramePr>
-              <a:graphicFrameLocks xmlns:a="http://schemas.openxmlformats.org/drawingml/2006/main" noChangeAspect="1"/>
-            </wp:cNvGraphicFramePr>
-            <a:graphic xmlns:a="http://schemas.openxmlformats.org/drawingml/2006/main">
-              <a:graphicData uri="http://schemas.openxmlformats.org/drawingml/2006/picture">
-                <pic:pic xmlns:pic="http://schemas.openxmlformats.org/drawingml/2006/picture">
-                  <pic:nvPicPr>
-                    <pic:cNvPr id="1" name=""/>
-                    <pic:cNvPicPr/>
-                  </pic:nvPicPr>
-                  <pic:blipFill>
-                    <a:blip r:embed="rId15"/>
-                    <a:stretch>
-                      <a:fillRect/>
-                    </a:stretch>
-                  </pic:blipFill>
-                  <pic:spPr>
-                    <a:xfrm>
-                      <a:off x="0" y="0"/>
-                      <a:ext cx="5731510" cy="2726690"/>
-                    </a:xfrm>
-                    <a:prstGeom prst="rect">
-                      <a:avLst/>
-                    </a:prstGeom>
-                  </pic:spPr>
-                </pic:pic>
-              </a:graphicData>
-            </a:graphic>
-          </wp:inline>
-        </w:drawing>
-      </w:r>
-    </w:p>
-    <w:p/>
-    <w:p/>
-    <w:p/>
-    <w:p/>
-    <w:p/>
-    <w:p>
-      <w:r>
-        <w:lastRenderedPageBreak/>
-        <w:t>08_finance_department</w:t>
-      </w:r>
-      <w:r>
-        <w:t xml:space="preserve"> :</w:t>
-      </w:r>
-    </w:p>
-    <w:p>
-      <w:r>
-        <w:drawing>
-          <wp:inline distT="0" distB="0" distL="0" distR="0" wp14:anchorId="32A60901" wp14:editId="26B431CC">
-            <wp:extent cx="4061812" cy="3406435"/>
-            <wp:effectExtent l="0" t="0" r="0" b="3810"/>
-            <wp:docPr id="14" name="Picture 14"/>
-            <wp:cNvGraphicFramePr>
-              <a:graphicFrameLocks xmlns:a="http://schemas.openxmlformats.org/drawingml/2006/main" noChangeAspect="1"/>
-            </wp:cNvGraphicFramePr>
-            <a:graphic xmlns:a="http://schemas.openxmlformats.org/drawingml/2006/main">
-              <a:graphicData uri="http://schemas.openxmlformats.org/drawingml/2006/picture">
-                <pic:pic xmlns:pic="http://schemas.openxmlformats.org/drawingml/2006/picture">
-                  <pic:nvPicPr>
-                    <pic:cNvPr id="1" name=""/>
-                    <pic:cNvPicPr/>
-                  </pic:nvPicPr>
-                  <pic:blipFill>
-                    <a:blip r:embed="rId16"/>
-                    <a:stretch>
-                      <a:fillRect/>
-                    </a:stretch>
-                  </pic:blipFill>
-                  <pic:spPr>
-                    <a:xfrm>
-                      <a:off x="0" y="0"/>
-                      <a:ext cx="4061812" cy="3406435"/>
-                    </a:xfrm>
-                    <a:prstGeom prst="rect">
-                      <a:avLst/>
-                    </a:prstGeom>
-                  </pic:spPr>
-                </pic:pic>
-              </a:graphicData>
-            </a:graphic>
-          </wp:inline>
-        </w:drawing>
-      </w:r>
-    </w:p>
-    <w:p>
-      <w:r>
-        <w:t>09_nested_function</w:t>
-      </w:r>
-      <w:r>
-        <w:t xml:space="preserve"> :</w:t>
-      </w:r>
-    </w:p>
-    <w:p>
-      <w:r>
-        <w:drawing>
-          <wp:inline distT="0" distB="0" distL="0" distR="0" wp14:anchorId="5F1D11CF" wp14:editId="7941158D">
-            <wp:extent cx="5692633" cy="3101609"/>
-            <wp:effectExtent l="0" t="0" r="3810" b="3810"/>
-            <wp:docPr id="16" name="Picture 16"/>
-            <wp:cNvGraphicFramePr>
-              <a:graphicFrameLocks xmlns:a="http://schemas.openxmlformats.org/drawingml/2006/main" noChangeAspect="1"/>
-            </wp:cNvGraphicFramePr>
-            <a:graphic xmlns:a="http://schemas.openxmlformats.org/drawingml/2006/main">
-              <a:graphicData uri="http://schemas.openxmlformats.org/drawingml/2006/picture">
-                <pic:pic xmlns:pic="http://schemas.openxmlformats.org/drawingml/2006/picture">
-                  <pic:nvPicPr>
-                    <pic:cNvPr id="1" name=""/>
-                    <pic:cNvPicPr/>
-                  </pic:nvPicPr>
-                  <pic:blipFill>
-                    <a:blip r:embed="rId17"/>
-                    <a:stretch>
-                      <a:fillRect/>
-                    </a:stretch>
-                  </pic:blipFill>
-                  <pic:spPr>
-                    <a:xfrm>
-                      <a:off x="0" y="0"/>
-                      <a:ext cx="5692633" cy="3101609"/>
-                    </a:xfrm>
-                    <a:prstGeom prst="rect">
-                      <a:avLst/>
-                    </a:prstGeom>
-                  </pic:spPr>
-                </pic:pic>
-              </a:graphicData>
-            </a:graphic>
-          </wp:inline>
-        </w:drawing>
-      </w:r>
-    </w:p>
-    <w:p/>
-    <w:p>
-      <w:r>
-        <w:lastRenderedPageBreak/>
-        <w:drawing>
-          <wp:inline distT="0" distB="0" distL="0" distR="0" wp14:anchorId="32E68566" wp14:editId="50985A58">
-            <wp:extent cx="4160881" cy="3558848"/>
-            <wp:effectExtent l="0" t="0" r="0" b="3810"/>
-            <wp:docPr id="18" name="Picture 18"/>
-            <wp:cNvGraphicFramePr>
-              <a:graphicFrameLocks xmlns:a="http://schemas.openxmlformats.org/drawingml/2006/main" noChangeAspect="1"/>
-            </wp:cNvGraphicFramePr>
-            <a:graphic xmlns:a="http://schemas.openxmlformats.org/drawingml/2006/main">
-              <a:graphicData uri="http://schemas.openxmlformats.org/drawingml/2006/picture">
-                <pic:pic xmlns:pic="http://schemas.openxmlformats.org/drawingml/2006/picture">
-                  <pic:nvPicPr>
-                    <pic:cNvPr id="1" name=""/>
-                    <pic:cNvPicPr/>
-                  </pic:nvPicPr>
-                  <pic:blipFill>
-                    <a:blip r:embed="rId18"/>
-                    <a:stretch>
-                      <a:fillRect/>
-                    </a:stretch>
-                  </pic:blipFill>
-                  <pic:spPr>
-                    <a:xfrm>
-                      <a:off x="0" y="0"/>
-                      <a:ext cx="4160881" cy="3558848"/>
-                    </a:xfrm>
-                    <a:prstGeom prst="rect">
-                      <a:avLst/>
-                    </a:prstGeom>
-                  </pic:spPr>
-                </pic:pic>
-              </a:graphicData>
-            </a:graphic>
-          </wp:inline>
-        </w:drawing>
-      </w:r>
-    </w:p>
-    <w:p>
-      <w:r>
-        <w:t>10_modify_nested_function</w:t>
-      </w:r>
-      <w:r>
-        <w:t xml:space="preserve"> :</w:t>
-      </w:r>
-    </w:p>
-    <w:p>
-      <w:r>
-        <w:drawing>
-          <wp:inline distT="0" distB="0" distL="0" distR="0" wp14:anchorId="0EF6B143" wp14:editId="28FB1E99">
-            <wp:extent cx="5105842" cy="3711262"/>
-            <wp:effectExtent l="0" t="0" r="0" b="3810"/>
-            <wp:docPr id="19" name="Picture 19"/>
-            <wp:cNvGraphicFramePr>
-              <a:graphicFrameLocks xmlns:a="http://schemas.openxmlformats.org/drawingml/2006/main" noChangeAspect="1"/>
-            </wp:cNvGraphicFramePr>
-            <a:graphic xmlns:a="http://schemas.openxmlformats.org/drawingml/2006/main">
-              <a:graphicData uri="http://schemas.openxmlformats.org/drawingml/2006/picture">
-                <pic:pic xmlns:pic="http://schemas.openxmlformats.org/drawingml/2006/picture">
-                  <pic:nvPicPr>
-                    <pic:cNvPr id="1" name=""/>
-                    <pic:cNvPicPr/>
-                  </pic:nvPicPr>
-                  <pic:blipFill>
-                    <a:blip r:embed="rId19"/>
-                    <a:stretch>
-                      <a:fillRect/>
-                    </a:stretch>
-                  </pic:blipFill>
-                  <pic:spPr>
-                    <a:xfrm>
-                      <a:off x="0" y="0"/>
-                      <a:ext cx="5105842" cy="3711262"/>
-                    </a:xfrm>
-                    <a:prstGeom prst="rect">
-                      <a:avLst/>
-                    </a:prstGeom>
-                  </pic:spPr>
-                </pic:pic>
-              </a:graphicData>
-            </a:graphic>
-          </wp:inline>
-        </w:drawing>
-      </w:r>
-    </w:p>
-    <w:p/>
     <w:sectPr>
       <w:pgSz w:w="11906" w:h="16838"/>
       <w:pgMar w:top="1440" w:right="1440" w:bottom="1440" w:left="1440" w:header="708" w:footer="708" w:gutter="0"/>
